--- a/public/documents/form10-template.docx
+++ b/public/documents/form10-template.docx
@@ -2305,7 +2305,7 @@
           <w:p>
             <w:pPr>
               <w:spacing w:before="0" w:after="0" w:line="204" w:lineRule="auto"/>
-              <w:jc w:val="left"/>
+              <w:jc w:val="center"/>
             </w:pPr>
             <w:r/>
             <w:r>
@@ -2548,7 +2548,7 @@
           <w:p>
             <w:pPr>
               <w:spacing w:before="0" w:after="0" w:line="204" w:lineRule="auto"/>
-              <w:jc w:val="left"/>
+              <w:jc w:val="center"/>
             </w:pPr>
             <w:r/>
             <w:r>
@@ -2789,7 +2789,7 @@
           <w:p>
             <w:pPr>
               <w:spacing w:before="0" w:after="0" w:line="204" w:lineRule="auto"/>
-              <w:jc w:val="left"/>
+              <w:jc w:val="center"/>
             </w:pPr>
             <w:r/>
             <w:r>
@@ -3030,7 +3030,7 @@
           <w:p>
             <w:pPr>
               <w:spacing w:before="0" w:after="0" w:line="204" w:lineRule="auto"/>
-              <w:jc w:val="left"/>
+              <w:jc w:val="center"/>
             </w:pPr>
             <w:r/>
             <w:r>
@@ -5740,7 +5740,7 @@
           <w:p>
             <w:pPr>
               <w:spacing w:before="0" w:after="0" w:line="204" w:lineRule="auto"/>
-              <w:jc w:val="left"/>
+              <w:jc w:val="center"/>
             </w:pPr>
             <w:r/>
             <w:r>
@@ -7071,7 +7071,7 @@
           <w:p>
             <w:pPr>
               <w:spacing w:before="0" w:after="0" w:line="204" w:lineRule="auto"/>
-              <w:jc w:val="left"/>
+              <w:jc w:val="center"/>
             </w:pPr>
             <w:r/>
             <w:r>
@@ -8062,7 +8062,7 @@
           <w:p>
             <w:pPr>
               <w:spacing w:before="0" w:after="0" w:line="204" w:lineRule="auto"/>
-              <w:jc w:val="left"/>
+              <w:jc w:val="center"/>
             </w:pPr>
             <w:r/>
             <w:r>
@@ -8094,7 +8094,7 @@
           <w:p>
             <w:pPr>
               <w:spacing w:before="0" w:after="0" w:line="204" w:lineRule="auto"/>
-              <w:jc w:val="left"/>
+              <w:jc w:val="center"/>
             </w:pPr>
             <w:r/>
             <w:r>
@@ -8216,6 +8216,7 @@
               </w:tabs>
               <w:bidi w:val="0"/>
               <w:ind w:hanging="0" w:start="0" w:end="0"/>
+              <w:jc w:val="center"/>
               <w:rPr/>
             </w:pPr>
             <w:r>
@@ -8301,6 +8302,7 @@
               </w:tabs>
               <w:bidi w:val="0"/>
               <w:ind w:hanging="0" w:start="0" w:end="0"/>
+              <w:jc w:val="center"/>
               <w:rPr/>
             </w:pPr>
             <w:r>
@@ -8327,6 +8329,7 @@
               </w:tabs>
               <w:bidi w:val="0"/>
               <w:ind w:hanging="0" w:start="0" w:end="0"/>
+              <w:jc w:val="center"/>
               <w:rPr/>
             </w:pPr>
             <w:r>
@@ -8406,6 +8409,7 @@
               <w:pStyle w:val="Normal"/>
               <w:bidi w:val="0"/>
               <w:ind w:hanging="0" w:start="0" w:end="0"/>
+              <w:jc w:val="center"/>
               <w:rPr/>
             </w:pPr>
             <w:r>
@@ -8429,6 +8433,7 @@
               <w:pStyle w:val="Normal"/>
               <w:bidi w:val="0"/>
               <w:ind w:hanging="0" w:start="0" w:end="0"/>
+              <w:jc w:val="center"/>
               <w:rPr/>
             </w:pPr>
             <w:r>

--- a/public/documents/form10-template.docx
+++ b/public/documents/form10-template.docx
@@ -6975,18 +6975,7 @@
             </w:tcMar>
           </w:tcPr>
           <w:p>
-            <w:pPr>
-              <w:spacing w:before="0" w:after="0" w:line="204" w:lineRule="auto"/>
-              <w:jc w:val="center"/>
-            </w:pPr>
             <w:r/>
-            <w:r>
-              <w:rPr>
-                <w:rFonts w:ascii="Times New Roman" w:hAnsi="Times New Roman" w:eastAsia="Times New Roman"/>
-                <w:sz w:val="16"/>
-              </w:rPr>
-              <w:t>{{FITNESS_CATEGORY}}</w:t>
-            </w:r>
           </w:p>
         </w:tc>
         <w:tc>
@@ -7124,26 +7113,14 @@
               <w:bottom w:val="single" w:sz="4" w:space="0" w:color="000000"/>
               <w:end w:val="single" w:sz="4" w:space="0" w:color="000000"/>
             </w:tcBorders>
-          </w:tcPr>
-          <w:p>
-            <w:pPr>
-              <w:pStyle w:val="Normal"/>
-              <w:tabs>
-                <w:tab w:val="clear" w:pos="720"/>
-              </w:tabs>
-              <w:bidi w:val="0"/>
-              <w:ind w:hanging="0" w:start="0" w:end="0"/>
-              <w:jc w:val="center"/>
-              <w:rPr>
-                <w:sz w:val="22"/>
-                <w:szCs w:val="22"/>
-              </w:rPr>
-            </w:pPr>
-            <w:r>
-              <w:rPr>
-                <w:sz w:val="22"/>
-                <w:szCs w:val="22"/>
-              </w:rPr>
+            <w:vAlign w:val="center"/>
+          </w:tcPr>
+          <w:p>
+            <w:pPr>
+              <w:jc w:val="center"/>
+            </w:pPr>
+            <w:r>
+              <w:t>{{FITNESS_CATEGORY}}</w:t>
             </w:r>
           </w:p>
         </w:tc>
